--- a/internal_doc/03.开发设计/mysql/mysql连接器使用指导.docx
+++ b/internal_doc/03.开发设计/mysql/mysql连接器使用指导.docx
@@ -128,7 +128,7 @@
     <w:p>
       <w:pPr>
         <w:rPr>
-          <w:rFonts w:ascii="Arial Unicode MS" w:eastAsia="Arial Unicode MS" w:hAnsi="Arial Unicode MS" w:cs="Arial Unicode MS" w:hint="eastAsia"/>
+          <w:rFonts w:ascii="Arial Unicode MS" w:eastAsia="Arial Unicode MS" w:hAnsi="Arial Unicode MS" w:cs="Arial Unicode MS"/>
           <w:sz w:val="18"/>
           <w:szCs w:val="18"/>
         </w:rPr>
@@ -1414,6 +1414,39 @@
                   <w:proofErr w:type="spellEnd"/>
                   <w:r>
                     <w:rPr>
+                      <w:rFonts w:hint="eastAsia"/>
+                      <w:szCs w:val="21"/>
+                    </w:rPr>
+                    <w:t xml:space="preserve"> comment=</w:t>
+                  </w:r>
+                  <w:r>
+                    <w:rPr>
+                      <w:szCs w:val="21"/>
+                    </w:rPr>
+                    <w:t>"{</w:t>
+                  </w:r>
+                  <w:r>
+                    <w:rPr>
+                      <w:rFonts w:hint="eastAsia"/>
+                      <w:szCs w:val="21"/>
+                    </w:rPr>
+                    <w:t>cl</w:t>
+                  </w:r>
+                  <w:r>
+                    <w:rPr>
+                      <w:rFonts w:hint="eastAsia"/>
+                      <w:szCs w:val="21"/>
+                    </w:rPr>
+                    <w:t>_</w:t>
+                  </w:r>
+                  <w:r>
+                    <w:rPr>
+                      <w:szCs w:val="21"/>
+                    </w:rPr>
+                    <w:t>options:{ShardingKey:{a:1,b:-1},ShardingType:\"range\"}}"</w:t>
+                  </w:r>
+                  <w:r>
+                    <w:rPr>
                       <w:szCs w:val="21"/>
                     </w:rPr>
                     <w:t>;</w:t>
@@ -1974,6 +2007,553 @@
     <w:p/>
     <w:p/>
     <w:p/>
+    <w:p>
+      <w:pPr>
+        <w:pStyle w:val="Heading2"/>
+        <w:rPr>
+          <w:rFonts w:hint="eastAsia"/>
+        </w:rPr>
+      </w:pPr>
+      <w:r>
+        <w:rPr>
+          <w:rFonts w:hint="eastAsia"/>
+        </w:rPr>
+        <w:t>建表参数</w:t>
+      </w:r>
+    </w:p>
+    <w:p>
+      <w:pPr>
+        <w:rPr>
+          <w:rFonts w:hint="eastAsia"/>
+        </w:rPr>
+      </w:pPr>
+      <w:r>
+        <w:rPr>
+          <w:rFonts w:hint="eastAsia"/>
+        </w:rPr>
+        <w:t>在</w:t>
+      </w:r>
+      <w:proofErr w:type="spellStart"/>
+      <w:r>
+        <w:rPr>
+          <w:rFonts w:hint="eastAsia"/>
+        </w:rPr>
+        <w:t>mysql</w:t>
+      </w:r>
+      <w:proofErr w:type="spellEnd"/>
+      <w:r>
+        <w:rPr>
+          <w:rFonts w:hint="eastAsia"/>
+        </w:rPr>
+        <w:t>上创建表时，可通过</w:t>
+      </w:r>
+      <w:r>
+        <w:rPr>
+          <w:rFonts w:hint="eastAsia"/>
+        </w:rPr>
+        <w:t>comment</w:t>
+      </w:r>
+      <w:r>
+        <w:rPr>
+          <w:rFonts w:hint="eastAsia"/>
+        </w:rPr>
+        <w:t>参数</w:t>
+      </w:r>
+      <w:r>
+        <w:rPr>
+          <w:rFonts w:hint="eastAsia"/>
+        </w:rPr>
+        <w:t>传入</w:t>
+      </w:r>
+      <w:r>
+        <w:rPr>
+          <w:rFonts w:hint="eastAsia"/>
+        </w:rPr>
+        <w:t>配置信息，</w:t>
+      </w:r>
+      <w:r>
+        <w:rPr>
+          <w:rFonts w:hint="eastAsia"/>
+        </w:rPr>
+        <w:t>comment</w:t>
+      </w:r>
+      <w:r>
+        <w:rPr>
+          <w:rFonts w:hint="eastAsia"/>
+        </w:rPr>
+        <w:t>参数为</w:t>
+      </w:r>
+      <w:proofErr w:type="spellStart"/>
+      <w:r>
+        <w:rPr>
+          <w:rFonts w:hint="eastAsia"/>
+        </w:rPr>
+        <w:t>json</w:t>
+      </w:r>
+      <w:proofErr w:type="spellEnd"/>
+      <w:r>
+        <w:rPr>
+          <w:rFonts w:hint="eastAsia"/>
+        </w:rPr>
+        <w:t>格式，具体配置参数如下表：</w:t>
+      </w:r>
+    </w:p>
+    <w:tbl>
+      <w:tblPr>
+        <w:tblStyle w:val="TableGrid"/>
+        <w:tblW w:w="0" w:type="auto"/>
+        <w:tblLook w:val="04A0"/>
+      </w:tblPr>
+      <w:tblGrid>
+        <w:gridCol w:w="1384"/>
+        <w:gridCol w:w="1559"/>
+        <w:gridCol w:w="3969"/>
+        <w:gridCol w:w="1610"/>
+      </w:tblGrid>
+      <w:tr>
+        <w:tc>
+          <w:tcPr>
+            <w:tcW w:w="1384" w:type="dxa"/>
+          </w:tcPr>
+          <w:p>
+            <w:pPr>
+              <w:rPr>
+                <w:b/>
+              </w:rPr>
+            </w:pPr>
+            <w:r>
+              <w:rPr>
+                <w:rFonts w:hint="eastAsia"/>
+                <w:b/>
+              </w:rPr>
+              <w:lastRenderedPageBreak/>
+              <w:t>参数名</w:t>
+            </w:r>
+          </w:p>
+        </w:tc>
+        <w:tc>
+          <w:tcPr>
+            <w:tcW w:w="1559" w:type="dxa"/>
+          </w:tcPr>
+          <w:p>
+            <w:pPr>
+              <w:rPr>
+                <w:b/>
+              </w:rPr>
+            </w:pPr>
+            <w:r>
+              <w:rPr>
+                <w:rFonts w:hint="eastAsia"/>
+                <w:b/>
+              </w:rPr>
+              <w:t>参数类型</w:t>
+            </w:r>
+          </w:p>
+        </w:tc>
+        <w:tc>
+          <w:tcPr>
+            <w:tcW w:w="3969" w:type="dxa"/>
+          </w:tcPr>
+          <w:p>
+            <w:pPr>
+              <w:rPr>
+                <w:b/>
+              </w:rPr>
+            </w:pPr>
+            <w:r>
+              <w:rPr>
+                <w:rFonts w:hint="eastAsia"/>
+                <w:b/>
+              </w:rPr>
+              <w:t>描述</w:t>
+            </w:r>
+          </w:p>
+        </w:tc>
+        <w:tc>
+          <w:tcPr>
+            <w:tcW w:w="1610" w:type="dxa"/>
+          </w:tcPr>
+          <w:p>
+            <w:pPr>
+              <w:rPr>
+                <w:b/>
+              </w:rPr>
+            </w:pPr>
+            <w:r>
+              <w:rPr>
+                <w:rFonts w:hint="eastAsia"/>
+                <w:b/>
+              </w:rPr>
+              <w:t>是否必填</w:t>
+            </w:r>
+          </w:p>
+        </w:tc>
+      </w:tr>
+      <w:tr>
+        <w:tc>
+          <w:tcPr>
+            <w:tcW w:w="1384" w:type="dxa"/>
+          </w:tcPr>
+          <w:p>
+            <w:proofErr w:type="spellStart"/>
+            <w:r>
+              <w:rPr>
+                <w:rFonts w:hint="eastAsia"/>
+              </w:rPr>
+              <w:t>cl</w:t>
+            </w:r>
+            <w:r>
+              <w:rPr>
+                <w:rFonts w:hint="eastAsia"/>
+              </w:rPr>
+              <w:t>_</w:t>
+            </w:r>
+            <w:r>
+              <w:rPr>
+                <w:rFonts w:hint="eastAsia"/>
+              </w:rPr>
+              <w:t>options</w:t>
+            </w:r>
+            <w:proofErr w:type="spellEnd"/>
+          </w:p>
+        </w:tc>
+        <w:tc>
+          <w:tcPr>
+            <w:tcW w:w="1559" w:type="dxa"/>
+          </w:tcPr>
+          <w:p>
+            <w:proofErr w:type="spellStart"/>
+            <w:r>
+              <w:rPr>
+                <w:rFonts w:hint="eastAsia"/>
+              </w:rPr>
+              <w:t>json</w:t>
+            </w:r>
+            <w:proofErr w:type="spellEnd"/>
+          </w:p>
+        </w:tc>
+        <w:tc>
+          <w:tcPr>
+            <w:tcW w:w="3969" w:type="dxa"/>
+          </w:tcPr>
+          <w:p>
+            <w:r>
+              <w:rPr>
+                <w:rFonts w:hint="eastAsia"/>
+              </w:rPr>
+              <w:t>创建集合的相关参数</w:t>
+            </w:r>
+            <w:r>
+              <w:rPr>
+                <w:rFonts w:hint="eastAsia"/>
+              </w:rPr>
+              <w:t>。</w:t>
+            </w:r>
+            <w:proofErr w:type="spellStart"/>
+            <w:r>
+              <w:rPr>
+                <w:rFonts w:hint="eastAsia"/>
+              </w:rPr>
+              <w:t>SequoiaDB</w:t>
+            </w:r>
+            <w:proofErr w:type="spellEnd"/>
+            <w:r>
+              <w:rPr>
+                <w:rFonts w:hint="eastAsia"/>
+              </w:rPr>
+              <w:t>集合相关参数，如：分区键</w:t>
+            </w:r>
+            <w:r>
+              <w:rPr>
+                <w:rFonts w:hint="eastAsia"/>
+              </w:rPr>
+              <w:t>(</w:t>
+            </w:r>
+            <w:proofErr w:type="spellStart"/>
+            <w:r>
+              <w:rPr>
+                <w:rFonts w:hint="eastAsia"/>
+              </w:rPr>
+              <w:t>ShardingKey</w:t>
+            </w:r>
+            <w:proofErr w:type="spellEnd"/>
+            <w:r>
+              <w:rPr>
+                <w:rFonts w:hint="eastAsia"/>
+              </w:rPr>
+              <w:t>)</w:t>
+            </w:r>
+            <w:r>
+              <w:rPr>
+                <w:rFonts w:hint="eastAsia"/>
+              </w:rPr>
+              <w:t>、分区类型</w:t>
+            </w:r>
+            <w:r>
+              <w:rPr>
+                <w:rFonts w:hint="eastAsia"/>
+              </w:rPr>
+              <w:t>(</w:t>
+            </w:r>
+            <w:proofErr w:type="spellStart"/>
+            <w:r>
+              <w:rPr>
+                <w:rFonts w:hint="eastAsia"/>
+              </w:rPr>
+              <w:t>ShardingType</w:t>
+            </w:r>
+            <w:proofErr w:type="spellEnd"/>
+            <w:r>
+              <w:rPr>
+                <w:rFonts w:hint="eastAsia"/>
+              </w:rPr>
+              <w:t>)</w:t>
+            </w:r>
+            <w:r>
+              <w:rPr>
+                <w:rFonts w:hint="eastAsia"/>
+              </w:rPr>
+              <w:t>等均在</w:t>
+            </w:r>
+            <w:r>
+              <w:rPr>
+                <w:rFonts w:hint="eastAsia"/>
+              </w:rPr>
+              <w:t>options</w:t>
+            </w:r>
+            <w:r>
+              <w:rPr>
+                <w:rFonts w:hint="eastAsia"/>
+              </w:rPr>
+              <w:t>中添加。</w:t>
+            </w:r>
+          </w:p>
+        </w:tc>
+        <w:tc>
+          <w:tcPr>
+            <w:tcW w:w="1610" w:type="dxa"/>
+          </w:tcPr>
+          <w:p>
+            <w:r>
+              <w:rPr>
+                <w:rFonts w:hint="eastAsia"/>
+              </w:rPr>
+              <w:t>否</w:t>
+            </w:r>
+          </w:p>
+        </w:tc>
+      </w:tr>
+    </w:tbl>
+    <w:p>
+      <w:pPr>
+        <w:rPr>
+          <w:rFonts w:hint="eastAsia"/>
+        </w:rPr>
+      </w:pPr>
+    </w:p>
+    <w:p>
+      <w:pPr>
+        <w:rPr>
+          <w:rFonts w:hint="eastAsia"/>
+        </w:rPr>
+      </w:pPr>
+      <w:r>
+        <w:rPr>
+          <w:rFonts w:hint="eastAsia"/>
+        </w:rPr>
+        <w:t>示例</w:t>
+      </w:r>
+      <w:r>
+        <w:rPr>
+          <w:rFonts w:hint="eastAsia"/>
+        </w:rPr>
+        <w:t>：</w:t>
+      </w:r>
+    </w:p>
+    <w:p>
+      <w:pPr>
+        <w:rPr>
+          <w:rFonts w:hint="eastAsia"/>
+        </w:rPr>
+      </w:pPr>
+      <w:r>
+        <w:rPr>
+          <w:rFonts w:hint="eastAsia"/>
+        </w:rPr>
+        <w:t>在</w:t>
+      </w:r>
+      <w:proofErr w:type="spellStart"/>
+      <w:r>
+        <w:rPr>
+          <w:rFonts w:hint="eastAsia"/>
+        </w:rPr>
+        <w:t>SequoiaDB</w:t>
+      </w:r>
+      <w:proofErr w:type="spellEnd"/>
+      <w:r>
+        <w:rPr>
+          <w:rFonts w:hint="eastAsia"/>
+        </w:rPr>
+        <w:t>上创建分区键为“</w:t>
+      </w:r>
+      <w:r>
+        <w:rPr>
+          <w:rFonts w:hint="eastAsia"/>
+        </w:rPr>
+        <w:t>{a:1,b:-1}</w:t>
+      </w:r>
+      <w:r>
+        <w:rPr>
+          <w:rFonts w:hint="eastAsia"/>
+        </w:rPr>
+        <w:t>”，分区类型为范围分区的集合</w:t>
+      </w:r>
+      <w:proofErr w:type="spellStart"/>
+      <w:r>
+        <w:rPr>
+          <w:rFonts w:hint="eastAsia"/>
+        </w:rPr>
+        <w:t>cl</w:t>
+      </w:r>
+      <w:proofErr w:type="spellEnd"/>
+    </w:p>
+    <w:p>
+      <w:pPr>
+        <w:rPr>
+          <w:rFonts w:hint="eastAsia"/>
+        </w:rPr>
+      </w:pPr>
+      <w:r>
+        <w:rPr>
+          <w:noProof/>
+        </w:rPr>
+        <w:pict>
+          <v:shape id="_x0000_s1042" type="#_x0000_t202" style="position:absolute;left:0;text-align:left;margin-left:-6.2pt;margin-top:3.85pt;width:432.65pt;height:39.15pt;z-index:251673600;mso-height-percent:200;mso-height-percent:200;mso-width-relative:margin;mso-height-relative:margin">
+            <v:textbox style="mso-next-textbox:#_x0000_s1042;mso-fit-shape-to-text:t">
+              <w:txbxContent>
+                <w:p>
+                  <w:pPr>
+                    <w:rPr>
+                      <w:szCs w:val="21"/>
+                    </w:rPr>
+                  </w:pPr>
+                  <w:proofErr w:type="spellStart"/>
+                  <w:r>
+                    <w:rPr>
+                      <w:szCs w:val="21"/>
+                    </w:rPr>
+                    <w:t>mysql</w:t>
+                  </w:r>
+                  <w:proofErr w:type="spellEnd"/>
+                  <w:r>
+                    <w:rPr>
+                      <w:szCs w:val="21"/>
+                    </w:rPr>
+                    <w:t xml:space="preserve">&gt; create table </w:t>
+                  </w:r>
+                  <w:proofErr w:type="spellStart"/>
+                  <w:r>
+                    <w:rPr>
+                      <w:szCs w:val="21"/>
+                    </w:rPr>
+                    <w:t>cl</w:t>
+                  </w:r>
+                  <w:proofErr w:type="spellEnd"/>
+                  <w:r>
+                    <w:rPr>
+                      <w:szCs w:val="21"/>
+                    </w:rPr>
+                    <w:t xml:space="preserve">(a </w:t>
+                  </w:r>
+                  <w:proofErr w:type="spellStart"/>
+                  <w:r>
+                    <w:rPr>
+                      <w:szCs w:val="21"/>
+                    </w:rPr>
+                    <w:t>int</w:t>
+                  </w:r>
+                  <w:proofErr w:type="spellEnd"/>
+                  <w:r>
+                    <w:rPr>
+                      <w:szCs w:val="21"/>
+                    </w:rPr>
+                    <w:t xml:space="preserve">, b </w:t>
+                  </w:r>
+                  <w:proofErr w:type="spellStart"/>
+                  <w:r>
+                    <w:rPr>
+                      <w:szCs w:val="21"/>
+                    </w:rPr>
+                    <w:t>int</w:t>
+                  </w:r>
+                  <w:proofErr w:type="spellEnd"/>
+                  <w:r>
+                    <w:rPr>
+                      <w:szCs w:val="21"/>
+                    </w:rPr>
+                    <w:t xml:space="preserve">, c text) engine = </w:t>
+                  </w:r>
+                  <w:proofErr w:type="spellStart"/>
+                  <w:r>
+                    <w:rPr>
+                      <w:szCs w:val="21"/>
+                    </w:rPr>
+                    <w:t>SequoiaDB</w:t>
+                  </w:r>
+                  <w:proofErr w:type="spellEnd"/>
+                  <w:r>
+                    <w:rPr>
+                      <w:rFonts w:hint="eastAsia"/>
+                      <w:szCs w:val="21"/>
+                    </w:rPr>
+                    <w:t xml:space="preserve"> comment=</w:t>
+                  </w:r>
+                  <w:r>
+                    <w:rPr>
+                      <w:szCs w:val="21"/>
+                    </w:rPr>
+                    <w:t>"{</w:t>
+                  </w:r>
+                  <w:r>
+                    <w:rPr>
+                      <w:rFonts w:hint="eastAsia"/>
+                      <w:szCs w:val="21"/>
+                    </w:rPr>
+                    <w:t>cl_</w:t>
+                  </w:r>
+                  <w:r>
+                    <w:rPr>
+                      <w:szCs w:val="21"/>
+                    </w:rPr>
+                    <w:t>options:{ShardingKey:{a:1,b:-1},ShardingType:\"range\"}}"</w:t>
+                  </w:r>
+                  <w:r>
+                    <w:rPr>
+                      <w:szCs w:val="21"/>
+                    </w:rPr>
+                    <w:t>;</w:t>
+                  </w:r>
+                </w:p>
+              </w:txbxContent>
+            </v:textbox>
+          </v:shape>
+        </w:pict>
+      </w:r>
+    </w:p>
+    <w:p>
+      <w:pPr>
+        <w:rPr>
+          <w:rFonts w:hint="eastAsia"/>
+        </w:rPr>
+      </w:pPr>
+    </w:p>
+    <w:p>
+      <w:pPr>
+        <w:rPr>
+          <w:rFonts w:hint="eastAsia"/>
+        </w:rPr>
+      </w:pPr>
+    </w:p>
     <w:p/>
     <w:sectPr>
       <w:pgSz w:w="11906" w:h="16838"/>
@@ -2335,6 +2915,29 @@
       <w:szCs w:val="32"/>
     </w:rPr>
   </w:style>
+  <w:style w:type="table" w:styleId="TableGrid">
+    <w:name w:val="Table Grid"/>
+    <w:basedOn w:val="TableNormal"/>
+    <w:uiPriority w:val="59"/>
+    <w:rsid w:val="009D2699"/>
+    <w:tblPr>
+      <w:tblInd w:w="0" w:type="dxa"/>
+      <w:tblBorders>
+        <w:top w:val="single" w:sz="4" w:space="0" w:color="000000" w:themeColor="text1"/>
+        <w:left w:val="single" w:sz="4" w:space="0" w:color="000000" w:themeColor="text1"/>
+        <w:bottom w:val="single" w:sz="4" w:space="0" w:color="000000" w:themeColor="text1"/>
+        <w:right w:val="single" w:sz="4" w:space="0" w:color="000000" w:themeColor="text1"/>
+        <w:insideH w:val="single" w:sz="4" w:space="0" w:color="000000" w:themeColor="text1"/>
+        <w:insideV w:val="single" w:sz="4" w:space="0" w:color="000000" w:themeColor="text1"/>
+      </w:tblBorders>
+      <w:tblCellMar>
+        <w:top w:w="0" w:type="dxa"/>
+        <w:left w:w="108" w:type="dxa"/>
+        <w:bottom w:w="0" w:type="dxa"/>
+        <w:right w:w="108" w:type="dxa"/>
+      </w:tblCellMar>
+    </w:tblPr>
+  </w:style>
 </w:styles>
 </file>
 
